--- a/atelier/atelier_099.docx
+++ b/atelier/atelier_099.docx
@@ -135,7 +135,7 @@
           </w:tcPr>
           <w:p>
             <w:r>
-              <w:t xml:space="preserve">Le repo contient-il les fichiers essentiels (README, .gitignore, CHANGELOG) ?</w:t>
+              <w:t xml:space="preserve">Le repo contient-il les fichiers essentiels (README,.gitignore, CHANGELOG) ?</w:t>
             </w:r>
           </w:p>
         </w:tc>
@@ -441,7 +441,7 @@
           </w:tcPr>
           <w:p>
             <w:r>
-              <w:t xml:space="preserve">README (#94, #96), .gitignore (#95), CHANGELOG (#97) en place</w:t>
+              <w:t xml:space="preserve">README,.gitignore, CHANGELOG en place</w:t>
             </w:r>
           </w:p>
         </w:tc>
@@ -460,7 +460,7 @@
         <w:spacing w:after="120"/>
       </w:pPr>
       <w:r>
-        <w:t xml:space="preserve">Le repo a son README, son .gitignore, son CHANGELOG. Il sait dire ce qu’il est et comment le lancer. Mais il manque encore le mode d’emploi pour CONTRIBUER : comment proposer un changement, quelles conventions respecter, comment se déroule une revue, à quoi faire attention pour un premier commit. Ces règles existent dans la squad — mais dans les têtes, transmises de bouche à oreille, réapprises par chaque nouveau au prix d’erreurs et de questions répétées. Le CONTRIBUTING.md rassemble ce savoir d’onboarding en un seul endroit. Le sujet de cet atelier est de le rédiger, idéalement en s’appuyant sur le vécu du dernier arrivé : qu’est-ce qui lui a manqué, sur quoi a-t-il buté ? Le CONTRIBUTING transforme l’onboarding artisanal en parcours documenté — le dernier fichier qui fait d’un repo un projet vraiment accueillant.</w:t>
+        <w:t xml:space="preserve">Le repo a son README, son.gitignore, son CHANGELOG. Il sait dire ce qu’il est et comment le lancer. Mais il manque encore le mode d’emploi pour CONTRIBUER : comment proposer un changement, quelles conventions respecter, comment se déroule une revue, à quoi faire attention pour un premier commit. Ces règles existent dans la squad — mais dans les têtes, transmises de bouche à oreille, réapprises par chaque nouveau au prix d’erreurs et de questions répétées. Le CONTRIBUTING.md rassemble ce savoir d’onboarding en un seul endroit. Le sujet de cet atelier est de le rédiger, idéalement en s’appuyant sur le vécu du dernier arrivé : qu’est-ce qui lui a manqué, sur quoi a-t-il buté ? Le CONTRIBUTING transforme l’onboarding artisanal en parcours documenté — le dernier fichier qui fait d’un repo un projet vraiment accueillant.</w:t>
       </w:r>
     </w:p>
     <w:p>
@@ -494,7 +494,7 @@
         <w:spacing w:after="80"/>
       </w:pPr>
       <w:r>
-        <w:t xml:space="preserve">Il rassemble ce qui est dispersé : les conventions existent (branches #83, commits #71, flux par MR H03) mais éparpillées. Le CONTRIBUTING les rassemble en un point d’entrée unique pour qui veut contribuer — il oriente vers chaque règle plutôt que de laisser le nouveau les découvrir une à une.</w:t>
+        <w:t xml:space="preserve">Il rassemble ce qui est dispersé : les conventions existent (branches, commits, flux par MR H03) mais éparpillées. Le CONTRIBUTING les rassemble en un point d’entrée unique pour qui veut contribuer — il oriente vers chaque règle plutôt que de laisser le nouveau les découvrir une à une.</w:t>
       </w:r>
     </w:p>
     <w:p>
@@ -591,37 +591,37 @@
                 <w:sz w:val="18"/>
                 <w:szCs w:val="18"/>
               </w:rPr>
-              <w:t xml:space="preserve">  ## Comment proposer un changement</w:t>
-            </w:r>
-          </w:p>
-          <w:p>
-            <w:r>
-              <w:rPr>
-                <w:rFonts w:ascii="Consolas" w:cs="Consolas" w:eastAsia="Consolas" w:hAnsi="Consolas"/>
-                <w:sz w:val="18"/>
-                <w:szCs w:val="18"/>
-              </w:rPr>
-              <w:t xml:space="preserve">    - le flux par merge request (cf. H03 : tout passe par MR)</w:t>
-            </w:r>
-          </w:p>
-          <w:p>
-            <w:r>
-              <w:rPr>
-                <w:rFonts w:ascii="Consolas" w:cs="Consolas" w:eastAsia="Consolas" w:hAnsi="Consolas"/>
-                <w:sz w:val="18"/>
-                <w:szCs w:val="18"/>
-              </w:rPr>
-              <w:t xml:space="preserve">    - créer une branche bien nommée (cf. #83)</w:t>
-            </w:r>
-          </w:p>
-          <w:p>
-            <w:r>
-              <w:rPr>
-                <w:rFonts w:ascii="Consolas" w:cs="Consolas" w:eastAsia="Consolas" w:hAnsi="Consolas"/>
-                <w:sz w:val="18"/>
-                <w:szCs w:val="18"/>
-              </w:rPr>
-              <w:t xml:space="preserve">    - écrire des commits conventionnels (cf. #71)</w:t>
+              <w:t xml:space="preserve"> ## Comment proposer un changement</w:t>
+            </w:r>
+          </w:p>
+          <w:p>
+            <w:r>
+              <w:rPr>
+                <w:rFonts w:ascii="Consolas" w:cs="Consolas" w:eastAsia="Consolas" w:hAnsi="Consolas"/>
+                <w:sz w:val="18"/>
+                <w:szCs w:val="18"/>
+              </w:rPr>
+              <w:t xml:space="preserve"> - le flux par merge request (cf. H03 : tout passe par MR)</w:t>
+            </w:r>
+          </w:p>
+          <w:p>
+            <w:r>
+              <w:rPr>
+                <w:rFonts w:ascii="Consolas" w:cs="Consolas" w:eastAsia="Consolas" w:hAnsi="Consolas"/>
+                <w:sz w:val="18"/>
+                <w:szCs w:val="18"/>
+              </w:rPr>
+              <w:t xml:space="preserve"> - créer une branche bien nommée (cf.)</w:t>
+            </w:r>
+          </w:p>
+          <w:p>
+            <w:r>
+              <w:rPr>
+                <w:rFonts w:ascii="Consolas" w:cs="Consolas" w:eastAsia="Consolas" w:hAnsi="Consolas"/>
+                <w:sz w:val="18"/>
+                <w:szCs w:val="18"/>
+              </w:rPr>
+              <w:t xml:space="preserve"> - écrire des commits conventionnels (cf.)</w:t>
             </w:r>
           </w:p>
           <w:p>
@@ -641,27 +641,27 @@
                 <w:sz w:val="18"/>
                 <w:szCs w:val="18"/>
               </w:rPr>
-              <w:t xml:space="preserve">  ## Ce qu'on attend d'une MR</w:t>
-            </w:r>
-          </w:p>
-          <w:p>
-            <w:r>
-              <w:rPr>
-                <w:rFonts w:ascii="Consolas" w:cs="Consolas" w:eastAsia="Consolas" w:hAnsi="Consolas"/>
-                <w:sz w:val="18"/>
-                <w:szCs w:val="18"/>
-              </w:rPr>
-              <w:t xml:space="preserve">    - taille raisonnable, description claire, tests à jour</w:t>
-            </w:r>
-          </w:p>
-          <w:p>
-            <w:r>
-              <w:rPr>
-                <w:rFonts w:ascii="Consolas" w:cs="Consolas" w:eastAsia="Consolas" w:hAnsi="Consolas"/>
-                <w:sz w:val="18"/>
-                <w:szCs w:val="18"/>
-              </w:rPr>
-              <w:t xml:space="preserve">    - lien vers le ticket</w:t>
+              <w:t xml:space="preserve"> ## Ce qu'on attend d'une MR</w:t>
+            </w:r>
+          </w:p>
+          <w:p>
+            <w:r>
+              <w:rPr>
+                <w:rFonts w:ascii="Consolas" w:cs="Consolas" w:eastAsia="Consolas" w:hAnsi="Consolas"/>
+                <w:sz w:val="18"/>
+                <w:szCs w:val="18"/>
+              </w:rPr>
+              <w:t xml:space="preserve"> - taille raisonnable, description claire, tests à jour</w:t>
+            </w:r>
+          </w:p>
+          <w:p>
+            <w:r>
+              <w:rPr>
+                <w:rFonts w:ascii="Consolas" w:cs="Consolas" w:eastAsia="Consolas" w:hAnsi="Consolas"/>
+                <w:sz w:val="18"/>
+                <w:szCs w:val="18"/>
+              </w:rPr>
+              <w:t xml:space="preserve"> - lien vers le ticket</w:t>
             </w:r>
           </w:p>
           <w:p>
@@ -681,27 +681,27 @@
                 <w:sz w:val="18"/>
                 <w:szCs w:val="18"/>
               </w:rPr>
-              <w:t xml:space="preserve">  ## Comment se passe la revue</w:t>
-            </w:r>
-          </w:p>
-          <w:p>
-            <w:r>
-              <w:rPr>
-                <w:rFonts w:ascii="Consolas" w:cs="Consolas" w:eastAsia="Consolas" w:hAnsi="Consolas"/>
-                <w:sz w:val="18"/>
-                <w:szCs w:val="18"/>
-              </w:rPr>
-              <w:t xml:space="preserve">    - qui review, délais attendus (cf. axe review)</w:t>
-            </w:r>
-          </w:p>
-          <w:p>
-            <w:r>
-              <w:rPr>
-                <w:rFonts w:ascii="Consolas" w:cs="Consolas" w:eastAsia="Consolas" w:hAnsi="Consolas"/>
-                <w:sz w:val="18"/>
-                <w:szCs w:val="18"/>
-              </w:rPr>
-              <w:t xml:space="preserve">    - comment répondre aux commentaires</w:t>
+              <w:t xml:space="preserve"> ## Comment se passe la revue</w:t>
+            </w:r>
+          </w:p>
+          <w:p>
+            <w:r>
+              <w:rPr>
+                <w:rFonts w:ascii="Consolas" w:cs="Consolas" w:eastAsia="Consolas" w:hAnsi="Consolas"/>
+                <w:sz w:val="18"/>
+                <w:szCs w:val="18"/>
+              </w:rPr>
+              <w:t xml:space="preserve"> - qui review, délais attendus (cf. axe review)</w:t>
+            </w:r>
+          </w:p>
+          <w:p>
+            <w:r>
+              <w:rPr>
+                <w:rFonts w:ascii="Consolas" w:cs="Consolas" w:eastAsia="Consolas" w:hAnsi="Consolas"/>
+                <w:sz w:val="18"/>
+                <w:szCs w:val="18"/>
+              </w:rPr>
+              <w:t xml:space="preserve"> - comment répondre aux commentaires</w:t>
             </w:r>
           </w:p>
           <w:p>
@@ -721,27 +721,27 @@
                 <w:sz w:val="18"/>
                 <w:szCs w:val="18"/>
               </w:rPr>
-              <w:t xml:space="preserve">  ## Premier setup / premiers pas</w:t>
-            </w:r>
-          </w:p>
-          <w:p>
-            <w:r>
-              <w:rPr>
-                <w:rFonts w:ascii="Consolas" w:cs="Consolas" w:eastAsia="Consolas" w:hAnsi="Consolas"/>
-                <w:sz w:val="18"/>
-                <w:szCs w:val="18"/>
-              </w:rPr>
-              <w:t xml:space="preserve">    - renvoi au README pour lancer le projet</w:t>
-            </w:r>
-          </w:p>
-          <w:p>
-            <w:r>
-              <w:rPr>
-                <w:rFonts w:ascii="Consolas" w:cs="Consolas" w:eastAsia="Consolas" w:hAnsi="Consolas"/>
-                <w:sz w:val="18"/>
-                <w:szCs w:val="18"/>
-              </w:rPr>
-              <w:t xml:space="preserve">    - les pièges connus du démarrage</w:t>
+              <w:t xml:space="preserve"> ## Premier setup / premiers pas</w:t>
+            </w:r>
+          </w:p>
+          <w:p>
+            <w:r>
+              <w:rPr>
+                <w:rFonts w:ascii="Consolas" w:cs="Consolas" w:eastAsia="Consolas" w:hAnsi="Consolas"/>
+                <w:sz w:val="18"/>
+                <w:szCs w:val="18"/>
+              </w:rPr>
+              <w:t xml:space="preserve"> - renvoi au README pour lancer le projet</w:t>
+            </w:r>
+          </w:p>
+          <w:p>
+            <w:r>
+              <w:rPr>
+                <w:rFonts w:ascii="Consolas" w:cs="Consolas" w:eastAsia="Consolas" w:hAnsi="Consolas"/>
+                <w:sz w:val="18"/>
+                <w:szCs w:val="18"/>
+              </w:rPr>
+              <w:t xml:space="preserve"> - les pièges connus du démarrage</w:t>
             </w:r>
           </w:p>
           <w:p>
@@ -761,17 +761,17 @@
                 <w:sz w:val="18"/>
                 <w:szCs w:val="18"/>
               </w:rPr>
-              <w:t xml:space="preserve">  ## Qui contacter</w:t>
-            </w:r>
-          </w:p>
-          <w:p>
-            <w:r>
-              <w:rPr>
-                <w:rFonts w:ascii="Consolas" w:cs="Consolas" w:eastAsia="Consolas" w:hAnsi="Consolas"/>
-                <w:sz w:val="18"/>
-                <w:szCs w:val="18"/>
-              </w:rPr>
-              <w:t xml:space="preserve">    - référents par sujet (cf. README enrichi #96)</w:t>
+              <w:t xml:space="preserve"> ## Qui contacter</w:t>
+            </w:r>
+          </w:p>
+          <w:p>
+            <w:r>
+              <w:rPr>
+                <w:rFonts w:ascii="Consolas" w:cs="Consolas" w:eastAsia="Consolas" w:hAnsi="Consolas"/>
+                <w:sz w:val="18"/>
+                <w:szCs w:val="18"/>
+              </w:rPr>
+              <w:t xml:space="preserve"> - référents par sujet (cf. README enrichi)</w:t>
             </w:r>
           </w:p>
         </w:tc>
@@ -1126,7 +1126,7 @@
         <w:spacing w:after="120"/>
       </w:pPr>
       <w:r>
-        <w:t xml:space="preserve">Avec le CONTRIBUTING, la question H04 est complète : README minimal (#94) et enrichi (#96), .gitignore (#95), CHANGELOG manuel (#97) et son automatisation renvoyée au #72 (#98), et désormais le guide de contribution (#99). Le repo a tous ses fichiers essentiels : il est identifiable, lançable, documenté et accueillant. L’axe Hygiène &amp; Gouvernance trouve ici sa conclusion sur les fichiers standards.</w:t>
+        <w:t xml:space="preserve">Avec le CONTRIBUTING, la question H04 est complète : README minimal et enrichi,.gitignore, CHANGELOG manuel et son automatisation renvoyée au le changelog : générer l’histoire des versions, sans la réécrire, et désormais le guide de contribution. Le repo a tous ses fichiers essentiels : il est identifiable, lançable, documenté et accueillant. L’axe Hygiène &amp; Gouvernance trouve ici sa conclusion sur les fichiers standards.</w:t>
       </w:r>
     </w:p>
     <w:p>
